--- a/PharmaConnect Main/PharmaConnect_Platform_Overview.docx
+++ b/PharmaConnect Main/PharmaConnect_Platform_Overview.docx
@@ -118,7 +118,7 @@
         <w:spacing w:before="60" w:after="60"/>
       </w:pPr>
       <w:r>
-        <w:t>Priced in TZS — no foreign currency exposure</w:t>
+        <w:t>Priced in Tsh — no foreign currency exposure</w:t>
       </w:r>
     </w:p>
     <w:p>
@@ -3526,7 +3526,7 @@
         <w:spacing w:before="80" w:after="80"/>
       </w:pPr>
       <w:r>
-        <w:t>All prices are in Tanzanian Shillings (TZS). Annual billing: 10 × monthly (2 months free).</w:t>
+        <w:t>All prices are in Tanzanian Shillings (Tsh). Annual billing: 10 × monthly (2 months free).</w:t>
       </w:r>
     </w:p>
     <w:p/>
@@ -3751,7 +3751,7 @@
                 <w:sz w:val="20"/>
                 <w:szCs w:val="20"/>
               </w:rPr>
-              <w:t>TZS 20,000 / month</w:t>
+              <w:t>Tsh 20,000 / month</w:t>
             </w:r>
           </w:p>
         </w:tc>
@@ -3809,7 +3809,7 @@
                 <w:sz w:val="20"/>
                 <w:szCs w:val="20"/>
               </w:rPr>
-              <w:t>TZS 200,000</w:t>
+              <w:t>Tsh 200,000</w:t>
             </w:r>
           </w:p>
         </w:tc>
@@ -3876,7 +3876,7 @@
                 <w:sz w:val="20"/>
                 <w:szCs w:val="20"/>
               </w:rPr>
-              <w:t>TZS 55,000 / month</w:t>
+              <w:t>Tsh 55,000 / month</w:t>
             </w:r>
           </w:p>
         </w:tc>
@@ -3934,7 +3934,7 @@
                 <w:sz w:val="20"/>
                 <w:szCs w:val="20"/>
               </w:rPr>
-              <w:t>TZS 550,000</w:t>
+              <w:t>Tsh 550,000</w:t>
             </w:r>
           </w:p>
         </w:tc>
@@ -4001,7 +4001,7 @@
                 <w:sz w:val="20"/>
                 <w:szCs w:val="20"/>
               </w:rPr>
-              <w:t>TZS 75,000 / month</w:t>
+              <w:t>Tsh 75,000 / month</w:t>
             </w:r>
           </w:p>
         </w:tc>
@@ -4059,7 +4059,7 @@
                 <w:sz w:val="20"/>
                 <w:szCs w:val="20"/>
               </w:rPr>
-              <w:t>TZS 750,000</w:t>
+              <w:t>Tsh 750,000</w:t>
             </w:r>
           </w:p>
         </w:tc>
@@ -4126,7 +4126,7 @@
                 <w:sz w:val="20"/>
                 <w:szCs w:val="20"/>
               </w:rPr>
-              <w:t>TZS 100,000 / month</w:t>
+              <w:t>Tsh 100,000 / month</w:t>
             </w:r>
           </w:p>
         </w:tc>
@@ -4184,7 +4184,7 @@
                 <w:sz w:val="20"/>
                 <w:szCs w:val="20"/>
               </w:rPr>
-              <w:t>TZS 1,000,000</w:t>
+              <w:t>Tsh 1,000,000</w:t>
             </w:r>
           </w:p>
         </w:tc>
@@ -4434,7 +4434,7 @@
                 <w:sz w:val="20"/>
                 <w:szCs w:val="20"/>
               </w:rPr>
-              <w:t>TZS Custom</w:t>
+              <w:t>Tsh Custom</w:t>
             </w:r>
           </w:p>
         </w:tc>
